--- a/Unidad5/Proyecto U5.docx
+++ b/Unidad5/Proyecto U5.docx
@@ -4115,12 +4115,14 @@
         <w:rPr>
           <w:sz w:val="32"/>
           <w:szCs w:val="32"/>
+          <w:lang w:val="es-MX"/>
         </w:rPr>
       </w:pPr>
       <w:r>
         <w:rPr>
           <w:sz w:val="32"/>
           <w:szCs w:val="32"/>
+          <w:lang w:val="es-MX"/>
         </w:rPr>
         <w:lastRenderedPageBreak/>
         <w:t>Índice</w:t>
@@ -4132,60 +4134,45 @@
           <w:sz w:val="24"/>
           <w:szCs w:val="24"/>
           <w:u w:val="single"/>
+          <w:lang w:val="es-MX"/>
         </w:rPr>
       </w:pPr>
-      <w:proofErr w:type="spellStart"/>
       <w:r>
         <w:rPr>
           <w:sz w:val="24"/>
           <w:szCs w:val="24"/>
+          <w:lang w:val="es-MX"/>
         </w:rPr>
-        <w:t>Objetivo</w:t>
+        <w:t>Objetivo y objetos………………………………………………………………………………………………………………………3</w:t>
       </w:r>
-      <w:proofErr w:type="spellEnd"/>
-      <w:r>
-        <w:rPr>
-          <w:sz w:val="24"/>
-          <w:szCs w:val="24"/>
-        </w:rPr>
-        <w:t xml:space="preserve"> y </w:t>
-      </w:r>
-      <w:proofErr w:type="spellStart"/>
-      <w:r>
-        <w:rPr>
-          <w:sz w:val="24"/>
-          <w:szCs w:val="24"/>
-        </w:rPr>
-        <w:t>objetos</w:t>
-      </w:r>
-      <w:proofErr w:type="spellEnd"/>
-      <w:r>
-        <w:rPr>
-          <w:sz w:val="24"/>
-          <w:szCs w:val="24"/>
-        </w:rPr>
-        <w:t>………………………………………………………………………………………………………………………3</w:t>
-      </w:r>
-      <w:bookmarkStart w:id="0" w:name="_GoBack"/>
-      <w:bookmarkEnd w:id="0"/>
     </w:p>
     <w:p>
       <w:pPr>
         <w:rPr>
           <w:sz w:val="32"/>
           <w:szCs w:val="32"/>
+          <w:lang w:val="es-MX"/>
         </w:rPr>
       </w:pPr>
       <w:r>
         <w:rPr>
           <w:sz w:val="32"/>
           <w:szCs w:val="32"/>
+          <w:lang w:val="es-MX"/>
         </w:rPr>
         <w:t xml:space="preserve"> </w:t>
       </w:r>
     </w:p>
     <w:p>
+      <w:pPr>
+        <w:rPr>
+          <w:lang w:val="es-MX"/>
+        </w:rPr>
+      </w:pPr>
       <w:r>
+        <w:rPr>
+          <w:lang w:val="es-MX"/>
+        </w:rPr>
         <w:br w:type="page"/>
       </w:r>
     </w:p>
@@ -4202,12 +4189,21 @@
       </w:pPr>
       <w:r>
         <w:rPr>
+          <w:b/>
           <w:sz w:val="32"/>
           <w:szCs w:val="32"/>
           <w:lang w:val="es-MX"/>
         </w:rPr>
         <w:lastRenderedPageBreak/>
-        <w:t xml:space="preserve">Objetivo: </w:t>
+        <w:t>Objetivo</w:t>
+      </w:r>
+      <w:r>
+        <w:rPr>
+          <w:sz w:val="32"/>
+          <w:szCs w:val="32"/>
+          <w:lang w:val="es-MX"/>
+        </w:rPr>
+        <w:t xml:space="preserve">: </w:t>
       </w:r>
       <w:r>
         <w:rPr>
@@ -4772,6 +4768,383 @@
           <w:lang w:val="es-MX"/>
         </w:rPr>
       </w:pPr>
+    </w:p>
+    <w:p>
+      <w:pPr>
+        <w:rPr>
+          <w:sz w:val="28"/>
+          <w:szCs w:val="28"/>
+          <w:lang w:val="es-MX"/>
+        </w:rPr>
+      </w:pPr>
+    </w:p>
+    <w:p>
+      <w:pPr>
+        <w:rPr>
+          <w:sz w:val="28"/>
+          <w:szCs w:val="28"/>
+          <w:lang w:val="es-MX"/>
+        </w:rPr>
+      </w:pPr>
+    </w:p>
+    <w:p>
+      <w:pPr>
+        <w:rPr>
+          <w:sz w:val="28"/>
+          <w:szCs w:val="28"/>
+          <w:lang w:val="es-MX"/>
+        </w:rPr>
+      </w:pPr>
+    </w:p>
+    <w:p>
+      <w:pPr>
+        <w:rPr>
+          <w:sz w:val="28"/>
+          <w:szCs w:val="28"/>
+          <w:lang w:val="es-MX"/>
+        </w:rPr>
+      </w:pPr>
+    </w:p>
+    <w:p>
+      <w:pPr>
+        <w:rPr>
+          <w:sz w:val="28"/>
+          <w:szCs w:val="28"/>
+          <w:lang w:val="es-MX"/>
+        </w:rPr>
+      </w:pPr>
+    </w:p>
+    <w:p>
+      <w:pPr>
+        <w:rPr>
+          <w:sz w:val="28"/>
+          <w:szCs w:val="28"/>
+          <w:lang w:val="es-MX"/>
+        </w:rPr>
+      </w:pPr>
+    </w:p>
+    <w:p>
+      <w:pPr>
+        <w:rPr>
+          <w:sz w:val="28"/>
+          <w:szCs w:val="28"/>
+          <w:lang w:val="es-MX"/>
+        </w:rPr>
+      </w:pPr>
+    </w:p>
+    <w:p>
+      <w:pPr>
+        <w:rPr>
+          <w:sz w:val="28"/>
+          <w:szCs w:val="28"/>
+          <w:lang w:val="es-MX"/>
+        </w:rPr>
+      </w:pPr>
+    </w:p>
+    <w:p>
+      <w:pPr>
+        <w:rPr>
+          <w:sz w:val="28"/>
+          <w:szCs w:val="28"/>
+          <w:lang w:val="es-MX"/>
+        </w:rPr>
+      </w:pPr>
+    </w:p>
+    <w:p>
+      <w:pPr>
+        <w:rPr>
+          <w:sz w:val="28"/>
+          <w:szCs w:val="28"/>
+          <w:lang w:val="es-MX"/>
+        </w:rPr>
+      </w:pPr>
+    </w:p>
+    <w:p>
+      <w:pPr>
+        <w:rPr>
+          <w:sz w:val="28"/>
+          <w:szCs w:val="28"/>
+          <w:lang w:val="es-MX"/>
+        </w:rPr>
+      </w:pPr>
+    </w:p>
+    <w:p>
+      <w:pPr>
+        <w:rPr>
+          <w:sz w:val="28"/>
+          <w:szCs w:val="28"/>
+          <w:lang w:val="es-MX"/>
+        </w:rPr>
+      </w:pPr>
+    </w:p>
+    <w:p>
+      <w:pPr>
+        <w:rPr>
+          <w:sz w:val="28"/>
+          <w:szCs w:val="28"/>
+          <w:lang w:val="es-MX"/>
+        </w:rPr>
+      </w:pPr>
+    </w:p>
+    <w:p>
+      <w:pPr>
+        <w:rPr>
+          <w:sz w:val="28"/>
+          <w:szCs w:val="28"/>
+          <w:lang w:val="es-MX"/>
+        </w:rPr>
+      </w:pPr>
+    </w:p>
+    <w:p>
+      <w:pPr>
+        <w:rPr>
+          <w:sz w:val="28"/>
+          <w:szCs w:val="28"/>
+          <w:lang w:val="es-MX"/>
+        </w:rPr>
+      </w:pPr>
+    </w:p>
+    <w:p>
+      <w:pPr>
+        <w:rPr>
+          <w:sz w:val="28"/>
+          <w:szCs w:val="28"/>
+          <w:lang w:val="es-MX"/>
+        </w:rPr>
+      </w:pPr>
+    </w:p>
+    <w:p>
+      <w:pPr>
+        <w:rPr>
+          <w:b/>
+          <w:sz w:val="32"/>
+          <w:szCs w:val="32"/>
+          <w:lang w:val="es-MX"/>
+        </w:rPr>
+      </w:pPr>
+      <w:proofErr w:type="spellStart"/>
+      <w:r>
+        <w:rPr>
+          <w:b/>
+          <w:sz w:val="32"/>
+          <w:szCs w:val="32"/>
+          <w:lang w:val="es-MX"/>
+        </w:rPr>
+        <w:lastRenderedPageBreak/>
+        <w:t>Pseudocodig</w:t>
+      </w:r>
+      <w:r>
+        <w:rPr>
+          <w:b/>
+          <w:sz w:val="32"/>
+          <w:szCs w:val="32"/>
+          <w:lang w:val="es-MX"/>
+        </w:rPr>
+        <w:t>o</w:t>
+      </w:r>
+      <w:proofErr w:type="spellEnd"/>
+    </w:p>
+    <w:p>
+      <w:pPr>
+        <w:rPr>
+          <w:sz w:val="24"/>
+          <w:szCs w:val="24"/>
+          <w:lang w:val="es-MX"/>
+        </w:rPr>
+      </w:pPr>
+      <w:proofErr w:type="spellStart"/>
+      <w:proofErr w:type="gramStart"/>
+      <w:r>
+        <w:rPr>
+          <w:sz w:val="24"/>
+          <w:szCs w:val="24"/>
+          <w:lang w:val="es-MX"/>
+        </w:rPr>
+        <w:t>Prinft</w:t>
+      </w:r>
+      <w:proofErr w:type="spellEnd"/>
+      <w:r>
+        <w:rPr>
+          <w:sz w:val="24"/>
+          <w:szCs w:val="24"/>
+          <w:lang w:val="es-MX"/>
+        </w:rPr>
+        <w:t>(</w:t>
+      </w:r>
+      <w:proofErr w:type="gramEnd"/>
+      <w:r>
+        <w:rPr>
+          <w:sz w:val="24"/>
+          <w:szCs w:val="24"/>
+          <w:lang w:val="es-MX"/>
+        </w:rPr>
+        <w:t>Bienvenido vamos a ver si actualmente está fluyendo agua)</w:t>
+      </w:r>
+    </w:p>
+    <w:p>
+      <w:pPr>
+        <w:rPr>
+          <w:sz w:val="24"/>
+          <w:szCs w:val="24"/>
+          <w:lang w:val="es-MX"/>
+        </w:rPr>
+      </w:pPr>
+      <w:r>
+        <w:rPr>
+          <w:sz w:val="24"/>
+          <w:szCs w:val="24"/>
+          <w:lang w:val="es-MX"/>
+        </w:rPr>
+        <w:t>Sensor=Extraer información del sensor</w:t>
+      </w:r>
+    </w:p>
+    <w:p>
+      <w:pPr>
+        <w:rPr>
+          <w:sz w:val="24"/>
+          <w:szCs w:val="24"/>
+          <w:lang w:val="es-MX"/>
+        </w:rPr>
+      </w:pPr>
+      <w:proofErr w:type="spellStart"/>
+      <w:r>
+        <w:rPr>
+          <w:sz w:val="24"/>
+          <w:szCs w:val="24"/>
+          <w:lang w:val="es-MX"/>
+        </w:rPr>
+        <w:t>If</w:t>
+      </w:r>
+      <w:proofErr w:type="spellEnd"/>
+      <w:r>
+        <w:rPr>
+          <w:sz w:val="24"/>
+          <w:szCs w:val="24"/>
+          <w:lang w:val="es-MX"/>
+        </w:rPr>
+        <w:t xml:space="preserve"> Sensor == True</w:t>
+      </w:r>
+    </w:p>
+    <w:p>
+      <w:pPr>
+        <w:rPr>
+          <w:sz w:val="24"/>
+          <w:szCs w:val="24"/>
+          <w:lang w:val="es-MX"/>
+        </w:rPr>
+      </w:pPr>
+      <w:r>
+        <w:rPr>
+          <w:sz w:val="24"/>
+          <w:szCs w:val="24"/>
+          <w:lang w:val="es-MX"/>
+        </w:rPr>
+        <w:tab/>
+      </w:r>
+      <w:proofErr w:type="spellStart"/>
+      <w:proofErr w:type="gramStart"/>
+      <w:r>
+        <w:rPr>
+          <w:sz w:val="24"/>
+          <w:szCs w:val="24"/>
+          <w:lang w:val="es-MX"/>
+        </w:rPr>
+        <w:t>Prinft</w:t>
+      </w:r>
+      <w:proofErr w:type="spellEnd"/>
+      <w:r>
+        <w:rPr>
+          <w:sz w:val="24"/>
+          <w:szCs w:val="24"/>
+          <w:lang w:val="es-MX"/>
+        </w:rPr>
+        <w:t>(</w:t>
+      </w:r>
+      <w:proofErr w:type="gramEnd"/>
+      <w:r>
+        <w:rPr>
+          <w:sz w:val="24"/>
+          <w:szCs w:val="24"/>
+          <w:lang w:val="es-MX"/>
+        </w:rPr>
+        <w:t>En este momento está fluyendo agua por la manguera)</w:t>
+      </w:r>
+    </w:p>
+    <w:p>
+      <w:pPr>
+        <w:rPr>
+          <w:sz w:val="24"/>
+          <w:szCs w:val="24"/>
+          <w:lang w:val="es-MX"/>
+        </w:rPr>
+      </w:pPr>
+      <w:proofErr w:type="spellStart"/>
+      <w:r>
+        <w:rPr>
+          <w:sz w:val="24"/>
+          <w:szCs w:val="24"/>
+          <w:lang w:val="es-MX"/>
+        </w:rPr>
+        <w:t>Else</w:t>
+      </w:r>
+      <w:proofErr w:type="spellEnd"/>
+    </w:p>
+    <w:p>
+      <w:pPr>
+        <w:rPr>
+          <w:sz w:val="24"/>
+          <w:szCs w:val="24"/>
+          <w:lang w:val="es-MX"/>
+        </w:rPr>
+      </w:pPr>
+      <w:r>
+        <w:rPr>
+          <w:sz w:val="24"/>
+          <w:szCs w:val="24"/>
+          <w:lang w:val="es-MX"/>
+        </w:rPr>
+        <w:tab/>
+      </w:r>
+      <w:proofErr w:type="spellStart"/>
+      <w:proofErr w:type="gramStart"/>
+      <w:r>
+        <w:rPr>
+          <w:sz w:val="24"/>
+          <w:szCs w:val="24"/>
+          <w:lang w:val="es-MX"/>
+        </w:rPr>
+        <w:t>Prinft</w:t>
+      </w:r>
+      <w:proofErr w:type="spellEnd"/>
+      <w:r>
+        <w:rPr>
+          <w:sz w:val="24"/>
+          <w:szCs w:val="24"/>
+          <w:lang w:val="es-MX"/>
+        </w:rPr>
+        <w:t>(</w:t>
+      </w:r>
+      <w:proofErr w:type="gramEnd"/>
+      <w:r>
+        <w:rPr>
+          <w:sz w:val="24"/>
+          <w:szCs w:val="24"/>
+          <w:lang w:val="es-MX"/>
+        </w:rPr>
+        <w:t>No está fluyendo agua por la manguera)</w:t>
+      </w:r>
+    </w:p>
+    <w:p>
+      <w:pPr>
+        <w:rPr>
+          <w:sz w:val="24"/>
+          <w:szCs w:val="24"/>
+          <w:u w:val="single"/>
+          <w:lang w:val="es-MX"/>
+        </w:rPr>
+      </w:pPr>
+      <w:bookmarkStart w:id="0" w:name="_GoBack"/>
+      <w:bookmarkEnd w:id="0"/>
     </w:p>
     <w:sectPr>
       <w:pgSz w:w="12240" w:h="15840"/>

--- a/Unidad5/Proyecto U5.docx
+++ b/Unidad5/Proyecto U5.docx
@@ -4143,25 +4143,389 @@
           <w:szCs w:val="24"/>
           <w:lang w:val="es-MX"/>
         </w:rPr>
-        <w:t>Objetivo y objetos………………………………………………………………………………………………………………………3</w:t>
+        <w:t>Objetivo</w:t>
+      </w:r>
+      <w:r>
+        <w:rPr>
+          <w:sz w:val="24"/>
+          <w:szCs w:val="24"/>
+          <w:lang w:val="es-MX"/>
+        </w:rPr>
+        <w:t>………</w:t>
+      </w:r>
+      <w:proofErr w:type="gramStart"/>
+      <w:r>
+        <w:rPr>
+          <w:sz w:val="24"/>
+          <w:szCs w:val="24"/>
+          <w:lang w:val="es-MX"/>
+        </w:rPr>
+        <w:t>…….</w:t>
+      </w:r>
+      <w:proofErr w:type="gramEnd"/>
+      <w:r>
+        <w:rPr>
+          <w:sz w:val="24"/>
+          <w:szCs w:val="24"/>
+          <w:lang w:val="es-MX"/>
+        </w:rPr>
+        <w:t>.</w:t>
+      </w:r>
+      <w:r>
+        <w:rPr>
+          <w:sz w:val="24"/>
+          <w:szCs w:val="24"/>
+          <w:lang w:val="es-MX"/>
+        </w:rPr>
+        <w:t>………………………………………………………………………………………………………………………3</w:t>
       </w:r>
     </w:p>
     <w:p>
       <w:pPr>
         <w:rPr>
+          <w:sz w:val="24"/>
+          <w:szCs w:val="24"/>
+          <w:lang w:val="es-MX"/>
+        </w:rPr>
+      </w:pPr>
+      <w:r>
+        <w:rPr>
+          <w:sz w:val="24"/>
+          <w:szCs w:val="24"/>
+          <w:lang w:val="es-MX"/>
+        </w:rPr>
+        <w:t>O</w:t>
+      </w:r>
+      <w:r>
+        <w:rPr>
+          <w:sz w:val="24"/>
+          <w:szCs w:val="24"/>
+          <w:lang w:val="es-MX"/>
+        </w:rPr>
+        <w:t>bjetos</w:t>
+      </w:r>
+      <w:r>
+        <w:rPr>
+          <w:sz w:val="24"/>
+          <w:szCs w:val="24"/>
+          <w:lang w:val="es-MX"/>
+        </w:rPr>
+        <w:t>………………</w:t>
+      </w:r>
+      <w:r>
+        <w:rPr>
+          <w:sz w:val="24"/>
+          <w:szCs w:val="24"/>
+          <w:lang w:val="es-MX"/>
+        </w:rPr>
+        <w:t>………………………………………………………………………………………………………………………3</w:t>
+      </w:r>
+    </w:p>
+    <w:p>
+      <w:pPr>
+        <w:rPr>
+          <w:sz w:val="24"/>
+          <w:szCs w:val="24"/>
+          <w:u w:val="single"/>
+          <w:lang w:val="es-MX"/>
+        </w:rPr>
+      </w:pPr>
+      <w:r>
+        <w:rPr>
+          <w:sz w:val="24"/>
+          <w:szCs w:val="24"/>
+          <w:u w:val="single"/>
+          <w:lang w:val="es-MX"/>
+        </w:rPr>
+        <w:t>Clases…………………………………………………………………………………………………………………………………………3</w:t>
+      </w:r>
+    </w:p>
+    <w:p>
+      <w:pPr>
+        <w:rPr>
+          <w:sz w:val="24"/>
+          <w:szCs w:val="24"/>
+          <w:u w:val="single"/>
+          <w:lang w:val="es-MX"/>
+        </w:rPr>
+      </w:pPr>
+      <w:r>
+        <w:rPr>
+          <w:sz w:val="24"/>
+          <w:szCs w:val="24"/>
+          <w:u w:val="single"/>
+          <w:lang w:val="es-MX"/>
+        </w:rPr>
+        <w:t>Pseudocódigo</w:t>
+      </w:r>
+      <w:r>
+        <w:rPr>
+          <w:sz w:val="24"/>
+          <w:szCs w:val="24"/>
+          <w:u w:val="single"/>
+          <w:lang w:val="es-MX"/>
+        </w:rPr>
+        <w:t>……………………………………………………………………………………………………………………………</w:t>
+      </w:r>
+      <w:r>
+        <w:rPr>
+          <w:sz w:val="24"/>
+          <w:szCs w:val="24"/>
+          <w:u w:val="single"/>
+          <w:lang w:val="es-MX"/>
+        </w:rPr>
+        <w:t>4</w:t>
+      </w:r>
+    </w:p>
+    <w:p>
+      <w:pPr>
+        <w:rPr>
+          <w:sz w:val="24"/>
+          <w:szCs w:val="24"/>
+          <w:u w:val="single"/>
+          <w:lang w:val="es-MX"/>
+        </w:rPr>
+      </w:pPr>
+      <w:r>
+        <w:rPr>
+          <w:sz w:val="24"/>
+          <w:szCs w:val="24"/>
+          <w:u w:val="single"/>
+          <w:lang w:val="es-MX"/>
+        </w:rPr>
+        <w:t>Repositorio de GitHub</w:t>
+      </w:r>
+      <w:r>
+        <w:rPr>
+          <w:sz w:val="24"/>
+          <w:szCs w:val="24"/>
+          <w:u w:val="single"/>
+          <w:lang w:val="es-MX"/>
+        </w:rPr>
+        <w:t>…</w:t>
+      </w:r>
+      <w:r>
+        <w:rPr>
+          <w:sz w:val="24"/>
+          <w:szCs w:val="24"/>
+          <w:u w:val="single"/>
+          <w:lang w:val="es-MX"/>
+        </w:rPr>
+        <w:t>…</w:t>
+      </w:r>
+      <w:proofErr w:type="gramStart"/>
+      <w:r>
+        <w:rPr>
+          <w:sz w:val="24"/>
+          <w:szCs w:val="24"/>
+          <w:u w:val="single"/>
+          <w:lang w:val="es-MX"/>
+        </w:rPr>
+        <w:t>…….</w:t>
+      </w:r>
+      <w:proofErr w:type="gramEnd"/>
+      <w:r>
+        <w:rPr>
+          <w:sz w:val="24"/>
+          <w:szCs w:val="24"/>
+          <w:u w:val="single"/>
+          <w:lang w:val="es-MX"/>
+        </w:rPr>
+        <w:t>……………………………………………………………………………………………………</w:t>
+      </w:r>
+      <w:r>
+        <w:rPr>
+          <w:sz w:val="24"/>
+          <w:szCs w:val="24"/>
+          <w:u w:val="single"/>
+          <w:lang w:val="es-MX"/>
+        </w:rPr>
+        <w:t>4</w:t>
+      </w:r>
+    </w:p>
+    <w:p>
+      <w:pPr>
+        <w:rPr>
+          <w:sz w:val="24"/>
+          <w:szCs w:val="24"/>
+          <w:u w:val="single"/>
+          <w:lang w:val="es-MX"/>
+        </w:rPr>
+      </w:pPr>
+      <w:r>
+        <w:rPr>
+          <w:sz w:val="24"/>
+          <w:szCs w:val="24"/>
+          <w:u w:val="single"/>
+          <w:lang w:val="es-MX"/>
+        </w:rPr>
+        <w:t>Apéndice……………</w:t>
+      </w:r>
+      <w:proofErr w:type="gramStart"/>
+      <w:r>
+        <w:rPr>
+          <w:sz w:val="24"/>
+          <w:szCs w:val="24"/>
+          <w:u w:val="single"/>
+          <w:lang w:val="es-MX"/>
+        </w:rPr>
+        <w:t>…….</w:t>
+      </w:r>
+      <w:proofErr w:type="gramEnd"/>
+      <w:r>
+        <w:rPr>
+          <w:sz w:val="24"/>
+          <w:szCs w:val="24"/>
+          <w:u w:val="single"/>
+          <w:lang w:val="es-MX"/>
+        </w:rPr>
+        <w:t>.</w:t>
+      </w:r>
+      <w:r>
+        <w:rPr>
+          <w:sz w:val="24"/>
+          <w:szCs w:val="24"/>
+          <w:u w:val="single"/>
+          <w:lang w:val="es-MX"/>
+        </w:rPr>
+        <w:t>………….……………………………………………………………………………………………………</w:t>
+      </w:r>
+      <w:r>
+        <w:rPr>
+          <w:sz w:val="24"/>
+          <w:szCs w:val="24"/>
+          <w:u w:val="single"/>
+          <w:lang w:val="es-MX"/>
+        </w:rPr>
+        <w:t>5</w:t>
+      </w:r>
+    </w:p>
+    <w:p>
+      <w:pPr>
+        <w:rPr>
+          <w:sz w:val="24"/>
+          <w:szCs w:val="24"/>
+          <w:u w:val="single"/>
+          <w:lang w:val="es-MX"/>
+        </w:rPr>
+      </w:pPr>
+      <w:proofErr w:type="spellStart"/>
+      <w:r>
+        <w:rPr>
+          <w:sz w:val="24"/>
+          <w:szCs w:val="24"/>
+          <w:u w:val="single"/>
+          <w:lang w:val="es-MX"/>
+        </w:rPr>
+        <w:t>Codigo</w:t>
+      </w:r>
+      <w:proofErr w:type="spellEnd"/>
+      <w:r>
+        <w:rPr>
+          <w:sz w:val="24"/>
+          <w:szCs w:val="24"/>
+          <w:u w:val="single"/>
+          <w:lang w:val="es-MX"/>
+        </w:rPr>
+        <w:t xml:space="preserve"> de Python</w:t>
+      </w:r>
+      <w:r>
+        <w:rPr>
+          <w:sz w:val="24"/>
+          <w:szCs w:val="24"/>
+          <w:u w:val="single"/>
+          <w:lang w:val="es-MX"/>
+        </w:rPr>
+        <w:t>……</w:t>
+      </w:r>
+      <w:proofErr w:type="gramStart"/>
+      <w:r>
+        <w:rPr>
+          <w:sz w:val="24"/>
+          <w:szCs w:val="24"/>
+          <w:u w:val="single"/>
+          <w:lang w:val="es-MX"/>
+        </w:rPr>
+        <w:t>…</w:t>
+      </w:r>
+      <w:r>
+        <w:rPr>
+          <w:sz w:val="24"/>
+          <w:szCs w:val="24"/>
+          <w:u w:val="single"/>
+          <w:lang w:val="es-MX"/>
+        </w:rPr>
+        <w:t>….</w:t>
+      </w:r>
+      <w:proofErr w:type="gramEnd"/>
+      <w:r>
+        <w:rPr>
+          <w:sz w:val="24"/>
+          <w:szCs w:val="24"/>
+          <w:u w:val="single"/>
+          <w:lang w:val="es-MX"/>
+        </w:rPr>
+        <w:t>.</w:t>
+      </w:r>
+      <w:bookmarkStart w:id="0" w:name="_GoBack"/>
+      <w:bookmarkEnd w:id="0"/>
+      <w:r>
+        <w:rPr>
+          <w:sz w:val="24"/>
+          <w:szCs w:val="24"/>
+          <w:u w:val="single"/>
+          <w:lang w:val="es-MX"/>
+        </w:rPr>
+        <w:t>…….……………………………………………………………………………………………………5</w:t>
+      </w:r>
+    </w:p>
+    <w:p>
+      <w:pPr>
+        <w:rPr>
+          <w:sz w:val="24"/>
+          <w:szCs w:val="24"/>
+          <w:u w:val="single"/>
+          <w:lang w:val="es-MX"/>
+        </w:rPr>
+      </w:pPr>
+    </w:p>
+    <w:p>
+      <w:pPr>
+        <w:rPr>
+          <w:sz w:val="24"/>
+          <w:szCs w:val="24"/>
+          <w:u w:val="single"/>
+          <w:lang w:val="es-MX"/>
+        </w:rPr>
+      </w:pPr>
+    </w:p>
+    <w:p>
+      <w:pPr>
+        <w:rPr>
+          <w:sz w:val="24"/>
+          <w:szCs w:val="24"/>
+          <w:u w:val="single"/>
+          <w:lang w:val="es-MX"/>
+        </w:rPr>
+      </w:pPr>
+    </w:p>
+    <w:p>
+      <w:pPr>
+        <w:rPr>
           <w:sz w:val="32"/>
           <w:szCs w:val="32"/>
           <w:lang w:val="es-MX"/>
         </w:rPr>
       </w:pPr>
-      <w:r>
-        <w:rPr>
-          <w:sz w:val="32"/>
-          <w:szCs w:val="32"/>
-          <w:lang w:val="es-MX"/>
-        </w:rPr>
-        <w:t xml:space="preserve"> </w:t>
-      </w:r>
+    </w:p>
+    <w:p>
+      <w:pPr>
+        <w:rPr>
+          <w:sz w:val="24"/>
+          <w:szCs w:val="24"/>
+          <w:lang w:val="es-MX"/>
+        </w:rPr>
+      </w:pPr>
     </w:p>
     <w:p>
       <w:pPr>
@@ -4235,7 +4599,59 @@
           <w:szCs w:val="28"/>
           <w:lang w:val="es-MX"/>
         </w:rPr>
-        <w:t xml:space="preserve"> este fluyendo agua.</w:t>
+        <w:t xml:space="preserve"> </w:t>
+      </w:r>
+      <w:proofErr w:type="spellStart"/>
+      <w:r>
+        <w:rPr>
+          <w:sz w:val="28"/>
+          <w:szCs w:val="28"/>
+          <w:lang w:val="es-MX"/>
+        </w:rPr>
+        <w:t>este</w:t>
+      </w:r>
+      <w:proofErr w:type="spellEnd"/>
+      <w:r>
+        <w:rPr>
+          <w:sz w:val="28"/>
+          <w:szCs w:val="28"/>
+          <w:lang w:val="es-MX"/>
+        </w:rPr>
+        <w:t xml:space="preserve"> fluyendo agua.</w:t>
+      </w:r>
+    </w:p>
+    <w:p>
+      <w:pPr>
+        <w:tabs>
+          <w:tab w:val="left" w:pos="4812"/>
+        </w:tabs>
+        <w:rPr>
+          <w:sz w:val="28"/>
+          <w:szCs w:val="28"/>
+          <w:lang w:val="es-MX"/>
+        </w:rPr>
+      </w:pPr>
+    </w:p>
+    <w:p>
+      <w:pPr>
+        <w:tabs>
+          <w:tab w:val="left" w:pos="4812"/>
+        </w:tabs>
+        <w:rPr>
+          <w:b/>
+          <w:sz w:val="32"/>
+          <w:szCs w:val="32"/>
+          <w:lang w:val="es-MX"/>
+        </w:rPr>
+      </w:pPr>
+      <w:r>
+        <w:rPr>
+          <w:b/>
+          <w:sz w:val="32"/>
+          <w:szCs w:val="32"/>
+          <w:lang w:val="es-MX"/>
+        </w:rPr>
+        <w:t>Objetos:</w:t>
       </w:r>
     </w:p>
     <w:tbl>
@@ -4772,6 +5188,78 @@
     <w:p>
       <w:pPr>
         <w:rPr>
+          <w:b/>
+          <w:sz w:val="32"/>
+          <w:szCs w:val="32"/>
+          <w:lang w:val="es-MX"/>
+        </w:rPr>
+      </w:pPr>
+      <w:r>
+        <w:rPr>
+          <w:b/>
+          <w:sz w:val="32"/>
+          <w:szCs w:val="32"/>
+          <w:lang w:val="es-MX"/>
+        </w:rPr>
+        <w:t>Clases:</w:t>
+      </w:r>
+    </w:p>
+    <w:p>
+      <w:pPr>
+        <w:rPr>
+          <w:b/>
+          <w:sz w:val="32"/>
+          <w:szCs w:val="32"/>
+          <w:lang w:val="es-MX"/>
+        </w:rPr>
+      </w:pPr>
+      <w:r>
+        <w:rPr>
+          <w:b/>
+          <w:sz w:val="32"/>
+          <w:szCs w:val="32"/>
+          <w:lang w:val="es-MX"/>
+        </w:rPr>
+        <w:drawing>
+          <wp:inline distT="0" distB="0" distL="0" distR="0" wp14:anchorId="784491DD" wp14:editId="10E599FB">
+            <wp:extent cx="5943600" cy="3755390"/>
+            <wp:effectExtent l="0" t="0" r="0" b="0"/>
+            <wp:docPr id="11" name="Imagen 11"/>
+            <wp:cNvGraphicFramePr>
+              <a:graphicFrameLocks xmlns:a="http://schemas.openxmlformats.org/drawingml/2006/main" noChangeAspect="1"/>
+            </wp:cNvGraphicFramePr>
+            <a:graphic xmlns:a="http://schemas.openxmlformats.org/drawingml/2006/main">
+              <a:graphicData uri="http://schemas.openxmlformats.org/drawingml/2006/picture">
+                <pic:pic xmlns:pic="http://schemas.openxmlformats.org/drawingml/2006/picture">
+                  <pic:nvPicPr>
+                    <pic:cNvPr id="1" name=""/>
+                    <pic:cNvPicPr/>
+                  </pic:nvPicPr>
+                  <pic:blipFill>
+                    <a:blip r:embed="rId5"/>
+                    <a:stretch>
+                      <a:fillRect/>
+                    </a:stretch>
+                  </pic:blipFill>
+                  <pic:spPr>
+                    <a:xfrm>
+                      <a:off x="0" y="0"/>
+                      <a:ext cx="5943600" cy="3755390"/>
+                    </a:xfrm>
+                    <a:prstGeom prst="rect">
+                      <a:avLst/>
+                    </a:prstGeom>
+                  </pic:spPr>
+                </pic:pic>
+              </a:graphicData>
+            </a:graphic>
+          </wp:inline>
+        </w:drawing>
+      </w:r>
+    </w:p>
+    <w:p>
+      <w:pPr>
+        <w:rPr>
           <w:sz w:val="28"/>
           <w:szCs w:val="28"/>
           <w:lang w:val="es-MX"/>
@@ -4781,141 +5269,6 @@
     <w:p>
       <w:pPr>
         <w:rPr>
-          <w:sz w:val="28"/>
-          <w:szCs w:val="28"/>
-          <w:lang w:val="es-MX"/>
-        </w:rPr>
-      </w:pPr>
-    </w:p>
-    <w:p>
-      <w:pPr>
-        <w:rPr>
-          <w:sz w:val="28"/>
-          <w:szCs w:val="28"/>
-          <w:lang w:val="es-MX"/>
-        </w:rPr>
-      </w:pPr>
-    </w:p>
-    <w:p>
-      <w:pPr>
-        <w:rPr>
-          <w:sz w:val="28"/>
-          <w:szCs w:val="28"/>
-          <w:lang w:val="es-MX"/>
-        </w:rPr>
-      </w:pPr>
-    </w:p>
-    <w:p>
-      <w:pPr>
-        <w:rPr>
-          <w:sz w:val="28"/>
-          <w:szCs w:val="28"/>
-          <w:lang w:val="es-MX"/>
-        </w:rPr>
-      </w:pPr>
-    </w:p>
-    <w:p>
-      <w:pPr>
-        <w:rPr>
-          <w:sz w:val="28"/>
-          <w:szCs w:val="28"/>
-          <w:lang w:val="es-MX"/>
-        </w:rPr>
-      </w:pPr>
-    </w:p>
-    <w:p>
-      <w:pPr>
-        <w:rPr>
-          <w:sz w:val="28"/>
-          <w:szCs w:val="28"/>
-          <w:lang w:val="es-MX"/>
-        </w:rPr>
-      </w:pPr>
-    </w:p>
-    <w:p>
-      <w:pPr>
-        <w:rPr>
-          <w:sz w:val="28"/>
-          <w:szCs w:val="28"/>
-          <w:lang w:val="es-MX"/>
-        </w:rPr>
-      </w:pPr>
-    </w:p>
-    <w:p>
-      <w:pPr>
-        <w:rPr>
-          <w:sz w:val="28"/>
-          <w:szCs w:val="28"/>
-          <w:lang w:val="es-MX"/>
-        </w:rPr>
-      </w:pPr>
-    </w:p>
-    <w:p>
-      <w:pPr>
-        <w:rPr>
-          <w:sz w:val="28"/>
-          <w:szCs w:val="28"/>
-          <w:lang w:val="es-MX"/>
-        </w:rPr>
-      </w:pPr>
-    </w:p>
-    <w:p>
-      <w:pPr>
-        <w:rPr>
-          <w:sz w:val="28"/>
-          <w:szCs w:val="28"/>
-          <w:lang w:val="es-MX"/>
-        </w:rPr>
-      </w:pPr>
-    </w:p>
-    <w:p>
-      <w:pPr>
-        <w:rPr>
-          <w:sz w:val="28"/>
-          <w:szCs w:val="28"/>
-          <w:lang w:val="es-MX"/>
-        </w:rPr>
-      </w:pPr>
-    </w:p>
-    <w:p>
-      <w:pPr>
-        <w:rPr>
-          <w:sz w:val="28"/>
-          <w:szCs w:val="28"/>
-          <w:lang w:val="es-MX"/>
-        </w:rPr>
-      </w:pPr>
-    </w:p>
-    <w:p>
-      <w:pPr>
-        <w:rPr>
-          <w:sz w:val="28"/>
-          <w:szCs w:val="28"/>
-          <w:lang w:val="es-MX"/>
-        </w:rPr>
-      </w:pPr>
-    </w:p>
-    <w:p>
-      <w:pPr>
-        <w:rPr>
-          <w:sz w:val="28"/>
-          <w:szCs w:val="28"/>
-          <w:lang w:val="es-MX"/>
-        </w:rPr>
-      </w:pPr>
-    </w:p>
-    <w:p>
-      <w:pPr>
-        <w:rPr>
-          <w:sz w:val="28"/>
-          <w:szCs w:val="28"/>
-          <w:lang w:val="es-MX"/>
-        </w:rPr>
-      </w:pPr>
-    </w:p>
-    <w:p>
-      <w:pPr>
-        <w:rPr>
           <w:b/>
           <w:sz w:val="32"/>
           <w:szCs w:val="32"/>
@@ -4943,6 +5296,15 @@
         <w:t>o</w:t>
       </w:r>
       <w:proofErr w:type="spellEnd"/>
+      <w:r>
+        <w:rPr>
+          <w:b/>
+          <w:sz w:val="32"/>
+          <w:szCs w:val="32"/>
+          <w:lang w:val="es-MX"/>
+        </w:rPr>
+        <w:t>:</w:t>
+      </w:r>
     </w:p>
     <w:p>
       <w:pPr>
@@ -5139,12 +5501,652 @@
         <w:rPr>
           <w:sz w:val="24"/>
           <w:szCs w:val="24"/>
+          <w:lang w:val="es-MX"/>
+        </w:rPr>
+      </w:pPr>
+    </w:p>
+    <w:p>
+      <w:pPr>
+        <w:rPr>
+          <w:b/>
+          <w:sz w:val="32"/>
+          <w:szCs w:val="32"/>
+          <w:lang w:val="es-MX"/>
+        </w:rPr>
+      </w:pPr>
+      <w:r>
+        <w:rPr>
+          <w:b/>
+          <w:sz w:val="32"/>
+          <w:szCs w:val="32"/>
+          <w:lang w:val="es-MX"/>
+        </w:rPr>
+        <w:t>Repositorio de GitHub</w:t>
+      </w:r>
+    </w:p>
+    <w:p>
+      <w:pPr>
+        <w:rPr>
+          <w:b/>
+          <w:sz w:val="24"/>
+          <w:szCs w:val="24"/>
+          <w:lang w:val="es-MX"/>
+        </w:rPr>
+      </w:pPr>
+      <w:hyperlink r:id="rId6" w:history="1">
+        <w:r>
+          <w:rPr>
+            <w:rStyle w:val="Hipervnculo"/>
+            <w:lang w:val="es-MX"/>
+          </w:rPr>
+          <w:t>GitHub - Cristian-Romo/</w:t>
+        </w:r>
+        <w:proofErr w:type="spellStart"/>
+        <w:r>
+          <w:rPr>
+            <w:rStyle w:val="Hipervnculo"/>
+            <w:lang w:val="es-MX"/>
+          </w:rPr>
+          <w:t>Programacion-Basica</w:t>
+        </w:r>
+        <w:proofErr w:type="spellEnd"/>
+        <w:r>
+          <w:rPr>
+            <w:rStyle w:val="Hipervnculo"/>
+            <w:lang w:val="es-MX"/>
+          </w:rPr>
+          <w:t xml:space="preserve">: Materia segundo semestre de </w:t>
+        </w:r>
+        <w:proofErr w:type="spellStart"/>
+        <w:r>
+          <w:rPr>
+            <w:rStyle w:val="Hipervnculo"/>
+            <w:lang w:val="es-MX"/>
+          </w:rPr>
+          <w:t>programacion</w:t>
+        </w:r>
+        <w:proofErr w:type="spellEnd"/>
+        <w:r>
+          <w:rPr>
+            <w:rStyle w:val="Hipervnculo"/>
+            <w:lang w:val="es-MX"/>
+          </w:rPr>
+          <w:t xml:space="preserve"> </w:t>
+        </w:r>
+        <w:proofErr w:type="spellStart"/>
+        <w:r>
+          <w:rPr>
+            <w:rStyle w:val="Hipervnculo"/>
+            <w:lang w:val="es-MX"/>
+          </w:rPr>
+          <w:t>basica</w:t>
+        </w:r>
+        <w:proofErr w:type="spellEnd"/>
+      </w:hyperlink>
+    </w:p>
+    <w:p>
+      <w:pPr>
+        <w:rPr>
+          <w:sz w:val="24"/>
+          <w:szCs w:val="24"/>
           <w:u w:val="single"/>
           <w:lang w:val="es-MX"/>
         </w:rPr>
       </w:pPr>
-      <w:bookmarkStart w:id="0" w:name="_GoBack"/>
-      <w:bookmarkEnd w:id="0"/>
+    </w:p>
+    <w:p>
+      <w:pPr>
+        <w:rPr>
+          <w:sz w:val="24"/>
+          <w:szCs w:val="24"/>
+          <w:u w:val="single"/>
+          <w:lang w:val="es-MX"/>
+        </w:rPr>
+      </w:pPr>
+    </w:p>
+    <w:p>
+      <w:pPr>
+        <w:rPr>
+          <w:sz w:val="24"/>
+          <w:szCs w:val="24"/>
+          <w:u w:val="single"/>
+          <w:lang w:val="es-MX"/>
+        </w:rPr>
+      </w:pPr>
+    </w:p>
+    <w:p>
+      <w:pPr>
+        <w:rPr>
+          <w:sz w:val="24"/>
+          <w:szCs w:val="24"/>
+          <w:u w:val="single"/>
+          <w:lang w:val="es-MX"/>
+        </w:rPr>
+      </w:pPr>
+    </w:p>
+    <w:p>
+      <w:pPr>
+        <w:rPr>
+          <w:sz w:val="24"/>
+          <w:szCs w:val="24"/>
+          <w:u w:val="single"/>
+          <w:lang w:val="es-MX"/>
+        </w:rPr>
+      </w:pPr>
+    </w:p>
+    <w:p>
+      <w:pPr>
+        <w:rPr>
+          <w:sz w:val="24"/>
+          <w:szCs w:val="24"/>
+          <w:u w:val="single"/>
+          <w:lang w:val="es-MX"/>
+        </w:rPr>
+      </w:pPr>
+    </w:p>
+    <w:p>
+      <w:pPr>
+        <w:rPr>
+          <w:sz w:val="24"/>
+          <w:szCs w:val="24"/>
+          <w:u w:val="single"/>
+          <w:lang w:val="es-MX"/>
+        </w:rPr>
+      </w:pPr>
+    </w:p>
+    <w:p>
+      <w:pPr>
+        <w:rPr>
+          <w:sz w:val="24"/>
+          <w:szCs w:val="24"/>
+          <w:u w:val="single"/>
+          <w:lang w:val="es-MX"/>
+        </w:rPr>
+      </w:pPr>
+    </w:p>
+    <w:p>
+      <w:pPr>
+        <w:rPr>
+          <w:sz w:val="24"/>
+          <w:szCs w:val="24"/>
+          <w:u w:val="single"/>
+          <w:lang w:val="es-MX"/>
+        </w:rPr>
+      </w:pPr>
+    </w:p>
+    <w:p>
+      <w:pPr>
+        <w:rPr>
+          <w:sz w:val="24"/>
+          <w:szCs w:val="24"/>
+          <w:u w:val="single"/>
+          <w:lang w:val="es-MX"/>
+        </w:rPr>
+      </w:pPr>
+    </w:p>
+    <w:p>
+      <w:pPr>
+        <w:rPr>
+          <w:sz w:val="24"/>
+          <w:szCs w:val="24"/>
+          <w:u w:val="single"/>
+          <w:lang w:val="es-MX"/>
+        </w:rPr>
+      </w:pPr>
+    </w:p>
+    <w:p>
+      <w:pPr>
+        <w:rPr>
+          <w:sz w:val="24"/>
+          <w:szCs w:val="24"/>
+          <w:u w:val="single"/>
+          <w:lang w:val="es-MX"/>
+        </w:rPr>
+      </w:pPr>
+    </w:p>
+    <w:p>
+      <w:pPr>
+        <w:rPr>
+          <w:sz w:val="24"/>
+          <w:szCs w:val="24"/>
+          <w:u w:val="single"/>
+          <w:lang w:val="es-MX"/>
+        </w:rPr>
+      </w:pPr>
+    </w:p>
+    <w:p>
+      <w:pPr>
+        <w:rPr>
+          <w:sz w:val="24"/>
+          <w:szCs w:val="24"/>
+          <w:u w:val="single"/>
+          <w:lang w:val="es-MX"/>
+        </w:rPr>
+      </w:pPr>
+    </w:p>
+    <w:p>
+      <w:pPr>
+        <w:rPr>
+          <w:sz w:val="24"/>
+          <w:szCs w:val="24"/>
+          <w:u w:val="single"/>
+          <w:lang w:val="es-MX"/>
+        </w:rPr>
+      </w:pPr>
+    </w:p>
+    <w:p>
+      <w:pPr>
+        <w:rPr>
+          <w:sz w:val="24"/>
+          <w:szCs w:val="24"/>
+          <w:u w:val="single"/>
+          <w:lang w:val="es-MX"/>
+        </w:rPr>
+      </w:pPr>
+    </w:p>
+    <w:p>
+      <w:pPr>
+        <w:rPr>
+          <w:sz w:val="24"/>
+          <w:szCs w:val="24"/>
+          <w:u w:val="single"/>
+          <w:lang w:val="es-MX"/>
+        </w:rPr>
+      </w:pPr>
+    </w:p>
+    <w:p>
+      <w:pPr>
+        <w:rPr>
+          <w:b/>
+          <w:sz w:val="32"/>
+          <w:szCs w:val="32"/>
+          <w:lang w:val="es-MX"/>
+        </w:rPr>
+      </w:pPr>
+      <w:r>
+        <w:rPr>
+          <w:b/>
+          <w:sz w:val="32"/>
+          <w:szCs w:val="32"/>
+          <w:lang w:val="es-MX"/>
+        </w:rPr>
+        <w:lastRenderedPageBreak/>
+        <w:t>Apéndice</w:t>
+      </w:r>
+      <w:r>
+        <w:rPr>
+          <w:b/>
+          <w:sz w:val="32"/>
+          <w:szCs w:val="32"/>
+          <w:lang w:val="es-MX"/>
+        </w:rPr>
+        <w:t>:</w:t>
+      </w:r>
+    </w:p>
+    <w:tbl>
+      <w:tblPr>
+        <w:tblStyle w:val="Tablaconcuadrcula"/>
+        <w:tblW w:w="0" w:type="auto"/>
+        <w:tblLook w:val="04A0" w:firstRow="1" w:lastRow="0" w:firstColumn="1" w:lastColumn="0" w:noHBand="0" w:noVBand="1"/>
+      </w:tblPr>
+      <w:tblGrid>
+        <w:gridCol w:w="2337"/>
+        <w:gridCol w:w="2337"/>
+        <w:gridCol w:w="2338"/>
+        <w:gridCol w:w="2338"/>
+      </w:tblGrid>
+      <w:tr>
+        <w:tc>
+          <w:tcPr>
+            <w:tcW w:w="2337" w:type="dxa"/>
+          </w:tcPr>
+          <w:p>
+            <w:pPr>
+              <w:rPr>
+                <w:b/>
+                <w:sz w:val="28"/>
+                <w:szCs w:val="28"/>
+                <w:lang w:val="es-MX"/>
+              </w:rPr>
+            </w:pPr>
+            <w:r>
+              <w:rPr>
+                <w:b/>
+                <w:sz w:val="28"/>
+                <w:szCs w:val="28"/>
+                <w:lang w:val="es-MX"/>
+              </w:rPr>
+              <w:t>Cantidad</w:t>
+            </w:r>
+          </w:p>
+        </w:tc>
+        <w:tc>
+          <w:tcPr>
+            <w:tcW w:w="2337" w:type="dxa"/>
+          </w:tcPr>
+          <w:p>
+            <w:pPr>
+              <w:rPr>
+                <w:b/>
+                <w:sz w:val="28"/>
+                <w:szCs w:val="28"/>
+                <w:lang w:val="es-MX"/>
+              </w:rPr>
+            </w:pPr>
+            <w:r>
+              <w:rPr>
+                <w:b/>
+                <w:sz w:val="28"/>
+                <w:szCs w:val="28"/>
+                <w:lang w:val="es-MX"/>
+              </w:rPr>
+              <w:t>Concepto</w:t>
+            </w:r>
+          </w:p>
+        </w:tc>
+        <w:tc>
+          <w:tcPr>
+            <w:tcW w:w="2338" w:type="dxa"/>
+          </w:tcPr>
+          <w:p>
+            <w:pPr>
+              <w:rPr>
+                <w:b/>
+                <w:sz w:val="32"/>
+                <w:szCs w:val="32"/>
+                <w:lang w:val="es-MX"/>
+              </w:rPr>
+            </w:pPr>
+            <w:r>
+              <w:rPr>
+                <w:b/>
+                <w:sz w:val="28"/>
+                <w:szCs w:val="28"/>
+                <w:lang w:val="es-MX"/>
+              </w:rPr>
+              <w:t>Precio</w:t>
+            </w:r>
+            <w:r>
+              <w:rPr>
+                <w:b/>
+                <w:sz w:val="32"/>
+                <w:szCs w:val="32"/>
+                <w:lang w:val="es-MX"/>
+              </w:rPr>
+              <w:t xml:space="preserve"> </w:t>
+            </w:r>
+            <w:r>
+              <w:rPr>
+                <w:b/>
+                <w:sz w:val="28"/>
+                <w:szCs w:val="28"/>
+                <w:lang w:val="es-MX"/>
+              </w:rPr>
+              <w:t>unitario</w:t>
+            </w:r>
+          </w:p>
+        </w:tc>
+        <w:tc>
+          <w:tcPr>
+            <w:tcW w:w="2338" w:type="dxa"/>
+          </w:tcPr>
+          <w:p>
+            <w:pPr>
+              <w:rPr>
+                <w:b/>
+                <w:sz w:val="28"/>
+                <w:szCs w:val="28"/>
+                <w:lang w:val="es-MX"/>
+              </w:rPr>
+            </w:pPr>
+            <w:r>
+              <w:rPr>
+                <w:b/>
+                <w:sz w:val="28"/>
+                <w:szCs w:val="28"/>
+                <w:lang w:val="es-MX"/>
+              </w:rPr>
+              <w:t>Precio Total</w:t>
+            </w:r>
+          </w:p>
+        </w:tc>
+      </w:tr>
+      <w:tr>
+        <w:tc>
+          <w:tcPr>
+            <w:tcW w:w="2337" w:type="dxa"/>
+          </w:tcPr>
+          <w:p>
+            <w:pPr>
+              <w:rPr>
+                <w:b/>
+                <w:sz w:val="32"/>
+                <w:szCs w:val="32"/>
+                <w:lang w:val="es-MX"/>
+              </w:rPr>
+            </w:pPr>
+          </w:p>
+        </w:tc>
+        <w:tc>
+          <w:tcPr>
+            <w:tcW w:w="2337" w:type="dxa"/>
+          </w:tcPr>
+          <w:p>
+            <w:pPr>
+              <w:rPr>
+                <w:b/>
+                <w:sz w:val="32"/>
+                <w:szCs w:val="32"/>
+                <w:lang w:val="es-MX"/>
+              </w:rPr>
+            </w:pPr>
+          </w:p>
+        </w:tc>
+        <w:tc>
+          <w:tcPr>
+            <w:tcW w:w="2338" w:type="dxa"/>
+          </w:tcPr>
+          <w:p>
+            <w:pPr>
+              <w:rPr>
+                <w:b/>
+                <w:sz w:val="32"/>
+                <w:szCs w:val="32"/>
+                <w:lang w:val="es-MX"/>
+              </w:rPr>
+            </w:pPr>
+          </w:p>
+        </w:tc>
+        <w:tc>
+          <w:tcPr>
+            <w:tcW w:w="2338" w:type="dxa"/>
+          </w:tcPr>
+          <w:p>
+            <w:pPr>
+              <w:rPr>
+                <w:b/>
+                <w:sz w:val="32"/>
+                <w:szCs w:val="32"/>
+                <w:lang w:val="es-MX"/>
+              </w:rPr>
+            </w:pPr>
+          </w:p>
+        </w:tc>
+      </w:tr>
+      <w:tr>
+        <w:tc>
+          <w:tcPr>
+            <w:tcW w:w="2337" w:type="dxa"/>
+          </w:tcPr>
+          <w:p>
+            <w:pPr>
+              <w:rPr>
+                <w:b/>
+                <w:sz w:val="32"/>
+                <w:szCs w:val="32"/>
+                <w:lang w:val="es-MX"/>
+              </w:rPr>
+            </w:pPr>
+          </w:p>
+        </w:tc>
+        <w:tc>
+          <w:tcPr>
+            <w:tcW w:w="2337" w:type="dxa"/>
+          </w:tcPr>
+          <w:p>
+            <w:pPr>
+              <w:rPr>
+                <w:b/>
+                <w:sz w:val="32"/>
+                <w:szCs w:val="32"/>
+                <w:lang w:val="es-MX"/>
+              </w:rPr>
+            </w:pPr>
+          </w:p>
+        </w:tc>
+        <w:tc>
+          <w:tcPr>
+            <w:tcW w:w="2338" w:type="dxa"/>
+          </w:tcPr>
+          <w:p>
+            <w:pPr>
+              <w:rPr>
+                <w:b/>
+                <w:sz w:val="32"/>
+                <w:szCs w:val="32"/>
+                <w:lang w:val="es-MX"/>
+              </w:rPr>
+            </w:pPr>
+          </w:p>
+        </w:tc>
+        <w:tc>
+          <w:tcPr>
+            <w:tcW w:w="2338" w:type="dxa"/>
+          </w:tcPr>
+          <w:p>
+            <w:pPr>
+              <w:rPr>
+                <w:b/>
+                <w:sz w:val="32"/>
+                <w:szCs w:val="32"/>
+                <w:lang w:val="es-MX"/>
+              </w:rPr>
+            </w:pPr>
+          </w:p>
+        </w:tc>
+      </w:tr>
+      <w:tr>
+        <w:tc>
+          <w:tcPr>
+            <w:tcW w:w="2337" w:type="dxa"/>
+          </w:tcPr>
+          <w:p>
+            <w:pPr>
+              <w:rPr>
+                <w:b/>
+                <w:sz w:val="32"/>
+                <w:szCs w:val="32"/>
+                <w:lang w:val="es-MX"/>
+              </w:rPr>
+            </w:pPr>
+          </w:p>
+        </w:tc>
+        <w:tc>
+          <w:tcPr>
+            <w:tcW w:w="2337" w:type="dxa"/>
+          </w:tcPr>
+          <w:p>
+            <w:pPr>
+              <w:rPr>
+                <w:b/>
+                <w:sz w:val="32"/>
+                <w:szCs w:val="32"/>
+                <w:lang w:val="es-MX"/>
+              </w:rPr>
+            </w:pPr>
+          </w:p>
+        </w:tc>
+        <w:tc>
+          <w:tcPr>
+            <w:tcW w:w="2338" w:type="dxa"/>
+          </w:tcPr>
+          <w:p>
+            <w:pPr>
+              <w:rPr>
+                <w:b/>
+                <w:sz w:val="32"/>
+                <w:szCs w:val="32"/>
+                <w:lang w:val="es-MX"/>
+              </w:rPr>
+            </w:pPr>
+          </w:p>
+        </w:tc>
+        <w:tc>
+          <w:tcPr>
+            <w:tcW w:w="2338" w:type="dxa"/>
+          </w:tcPr>
+          <w:p>
+            <w:pPr>
+              <w:rPr>
+                <w:b/>
+                <w:sz w:val="32"/>
+                <w:szCs w:val="32"/>
+                <w:lang w:val="es-MX"/>
+              </w:rPr>
+            </w:pPr>
+          </w:p>
+        </w:tc>
+      </w:tr>
+    </w:tbl>
+    <w:p>
+      <w:pPr>
+        <w:rPr>
+          <w:b/>
+          <w:sz w:val="32"/>
+          <w:szCs w:val="32"/>
+          <w:lang w:val="es-MX"/>
+        </w:rPr>
+      </w:pPr>
+    </w:p>
+    <w:p>
+      <w:pPr>
+        <w:rPr>
+          <w:b/>
+          <w:sz w:val="32"/>
+          <w:szCs w:val="32"/>
+          <w:lang w:val="es-MX"/>
+        </w:rPr>
+      </w:pPr>
+      <w:proofErr w:type="spellStart"/>
+      <w:r>
+        <w:rPr>
+          <w:b/>
+          <w:sz w:val="32"/>
+          <w:szCs w:val="32"/>
+          <w:lang w:val="es-MX"/>
+        </w:rPr>
+        <w:t>Codigo</w:t>
+      </w:r>
+      <w:proofErr w:type="spellEnd"/>
+      <w:r>
+        <w:rPr>
+          <w:b/>
+          <w:sz w:val="32"/>
+          <w:szCs w:val="32"/>
+          <w:lang w:val="es-MX"/>
+        </w:rPr>
+        <w:t xml:space="preserve"> de Python:</w:t>
+      </w:r>
+    </w:p>
+    <w:p>
+      <w:pPr>
+        <w:rPr>
+          <w:b/>
+          <w:sz w:val="32"/>
+          <w:szCs w:val="32"/>
+          <w:lang w:val="es-MX"/>
+        </w:rPr>
+      </w:pPr>
     </w:p>
     <w:sectPr>
       <w:pgSz w:w="12240" w:h="15840"/>
@@ -5631,6 +6633,18 @@
       </w:tblBorders>
     </w:tblPr>
   </w:style>
+  <w:style w:type="character" w:styleId="Hipervnculo">
+    <w:name w:val="Hyperlink"/>
+    <w:basedOn w:val="Fuentedeprrafopredeter"/>
+    <w:uiPriority w:val="99"/>
+    <w:semiHidden/>
+    <w:unhideWhenUsed/>
+    <w:rsid w:val="00782F8A"/>
+    <w:rPr>
+      <w:color w:val="0000FF"/>
+      <w:u w:val="single"/>
+    </w:rPr>
+  </w:style>
 </w:styles>
 </file>
 

--- a/Unidad5/Proyecto U5.docx
+++ b/Unidad5/Proyecto U5.docx
@@ -4256,25 +4256,7 @@
           <w:u w:val="single"/>
           <w:lang w:val="es-MX"/>
         </w:rPr>
-        <w:t>Pseudocódigo</w:t>
-      </w:r>
-      <w:r>
-        <w:rPr>
-          <w:sz w:val="24"/>
-          <w:szCs w:val="24"/>
-          <w:u w:val="single"/>
-          <w:lang w:val="es-MX"/>
-        </w:rPr>
-        <w:t>……………………………………………………………………………………………………………………………</w:t>
-      </w:r>
-      <w:r>
-        <w:rPr>
-          <w:sz w:val="24"/>
-          <w:szCs w:val="24"/>
-          <w:u w:val="single"/>
-          <w:lang w:val="es-MX"/>
-        </w:rPr>
-        <w:t>4</w:t>
+        <w:t>Pseudocódigo……………………………………………………………………………………………………………………………4</w:t>
       </w:r>
     </w:p>
     <w:p>
@@ -4293,25 +4275,7 @@
           <w:u w:val="single"/>
           <w:lang w:val="es-MX"/>
         </w:rPr>
-        <w:t>Repositorio de GitHub</w:t>
-      </w:r>
-      <w:r>
-        <w:rPr>
-          <w:sz w:val="24"/>
-          <w:szCs w:val="24"/>
-          <w:u w:val="single"/>
-          <w:lang w:val="es-MX"/>
-        </w:rPr>
-        <w:t>…</w:t>
-      </w:r>
-      <w:r>
-        <w:rPr>
-          <w:sz w:val="24"/>
-          <w:szCs w:val="24"/>
-          <w:u w:val="single"/>
-          <w:lang w:val="es-MX"/>
-        </w:rPr>
-        <w:t>…</w:t>
+        <w:t>Repositorio de GitHub……</w:t>
       </w:r>
       <w:proofErr w:type="gramStart"/>
       <w:r>
@@ -4331,16 +4295,7 @@
           <w:u w:val="single"/>
           <w:lang w:val="es-MX"/>
         </w:rPr>
-        <w:t>……………………………………………………………………………………………………</w:t>
-      </w:r>
-      <w:r>
-        <w:rPr>
-          <w:sz w:val="24"/>
-          <w:szCs w:val="24"/>
-          <w:u w:val="single"/>
-          <w:lang w:val="es-MX"/>
-        </w:rPr>
-        <w:t>4</w:t>
+        <w:t>……………………………………………………………………………………………………4</w:t>
       </w:r>
     </w:p>
     <w:p>
@@ -4379,25 +4334,7 @@
           <w:u w:val="single"/>
           <w:lang w:val="es-MX"/>
         </w:rPr>
-        <w:t>.</w:t>
-      </w:r>
-      <w:r>
-        <w:rPr>
-          <w:sz w:val="24"/>
-          <w:szCs w:val="24"/>
-          <w:u w:val="single"/>
-          <w:lang w:val="es-MX"/>
-        </w:rPr>
-        <w:t>………….……………………………………………………………………………………………………</w:t>
-      </w:r>
-      <w:r>
-        <w:rPr>
-          <w:sz w:val="24"/>
-          <w:szCs w:val="24"/>
-          <w:u w:val="single"/>
-          <w:lang w:val="es-MX"/>
-        </w:rPr>
-        <w:t>5</w:t>
+        <w:t>.………….……………………………………………………………………………………………………5</w:t>
       </w:r>
     </w:p>
     <w:p>
@@ -4427,8 +4364,9 @@
           <w:u w:val="single"/>
           <w:lang w:val="es-MX"/>
         </w:rPr>
-        <w:t xml:space="preserve"> de Python</w:t>
+        <w:t xml:space="preserve"> de Python……</w:t>
       </w:r>
+      <w:proofErr w:type="gramStart"/>
       <w:r>
         <w:rPr>
           <w:sz w:val="24"/>
@@ -4436,9 +4374,9 @@
           <w:u w:val="single"/>
           <w:lang w:val="es-MX"/>
         </w:rPr>
-        <w:t>……</w:t>
+        <w:t>…….</w:t>
       </w:r>
-      <w:proofErr w:type="gramStart"/>
+      <w:proofErr w:type="gramEnd"/>
       <w:r>
         <w:rPr>
           <w:sz w:val="24"/>
@@ -4446,37 +4384,7 @@
           <w:u w:val="single"/>
           <w:lang w:val="es-MX"/>
         </w:rPr>
-        <w:t>…</w:t>
-      </w:r>
-      <w:r>
-        <w:rPr>
-          <w:sz w:val="24"/>
-          <w:szCs w:val="24"/>
-          <w:u w:val="single"/>
-          <w:lang w:val="es-MX"/>
-        </w:rPr>
-        <w:t>….</w:t>
-      </w:r>
-      <w:proofErr w:type="gramEnd"/>
-      <w:r>
-        <w:rPr>
-          <w:sz w:val="24"/>
-          <w:szCs w:val="24"/>
-          <w:u w:val="single"/>
-          <w:lang w:val="es-MX"/>
-        </w:rPr>
-        <w:t>.</w:t>
-      </w:r>
-      <w:bookmarkStart w:id="0" w:name="_GoBack"/>
-      <w:bookmarkEnd w:id="0"/>
-      <w:r>
-        <w:rPr>
-          <w:sz w:val="24"/>
-          <w:szCs w:val="24"/>
-          <w:u w:val="single"/>
-          <w:lang w:val="es-MX"/>
-        </w:rPr>
-        <w:t>…….……………………………………………………………………………………………………5</w:t>
+        <w:t>.…….……………………………………………………………………………………………………5</w:t>
       </w:r>
     </w:p>
     <w:p>
@@ -5216,6 +5124,7 @@
       <w:r>
         <w:rPr>
           <w:b/>
+          <w:noProof/>
           <w:sz w:val="32"/>
           <w:szCs w:val="32"/>
           <w:lang w:val="es-MX"/>
@@ -5920,11 +5829,20 @@
             <w:pPr>
               <w:rPr>
                 <w:b/>
-                <w:sz w:val="32"/>
-                <w:szCs w:val="32"/>
+                <w:sz w:val="28"/>
+                <w:szCs w:val="28"/>
                 <w:lang w:val="es-MX"/>
               </w:rPr>
             </w:pPr>
+            <w:r>
+              <w:rPr>
+                <w:b/>
+                <w:sz w:val="28"/>
+                <w:szCs w:val="28"/>
+                <w:lang w:val="es-MX"/>
+              </w:rPr>
+              <w:t>1</w:t>
+            </w:r>
           </w:p>
         </w:tc>
         <w:tc>
@@ -5935,11 +5853,20 @@
             <w:pPr>
               <w:rPr>
                 <w:b/>
-                <w:sz w:val="32"/>
-                <w:szCs w:val="32"/>
+                <w:sz w:val="28"/>
+                <w:szCs w:val="28"/>
                 <w:lang w:val="es-MX"/>
               </w:rPr>
             </w:pPr>
+            <w:r>
+              <w:rPr>
+                <w:b/>
+                <w:sz w:val="28"/>
+                <w:szCs w:val="28"/>
+                <w:lang w:val="es-MX"/>
+              </w:rPr>
+              <w:t>Sensor de flujo</w:t>
+            </w:r>
           </w:p>
         </w:tc>
         <w:tc>
@@ -5950,11 +5877,20 @@
             <w:pPr>
               <w:rPr>
                 <w:b/>
-                <w:sz w:val="32"/>
-                <w:szCs w:val="32"/>
+                <w:sz w:val="28"/>
+                <w:szCs w:val="28"/>
                 <w:lang w:val="es-MX"/>
               </w:rPr>
             </w:pPr>
+            <w:r>
+              <w:rPr>
+                <w:b/>
+                <w:sz w:val="28"/>
+                <w:szCs w:val="28"/>
+                <w:lang w:val="es-MX"/>
+              </w:rPr>
+              <w:t>250</w:t>
+            </w:r>
           </w:p>
         </w:tc>
         <w:tc>
@@ -5965,11 +5901,20 @@
             <w:pPr>
               <w:rPr>
                 <w:b/>
-                <w:sz w:val="32"/>
-                <w:szCs w:val="32"/>
+                <w:sz w:val="28"/>
+                <w:szCs w:val="28"/>
                 <w:lang w:val="es-MX"/>
               </w:rPr>
             </w:pPr>
+            <w:r>
+              <w:rPr>
+                <w:b/>
+                <w:sz w:val="28"/>
+                <w:szCs w:val="28"/>
+                <w:lang w:val="es-MX"/>
+              </w:rPr>
+              <w:t>250</w:t>
+            </w:r>
           </w:p>
         </w:tc>
       </w:tr>
@@ -5982,11 +5927,20 @@
             <w:pPr>
               <w:rPr>
                 <w:b/>
-                <w:sz w:val="32"/>
-                <w:szCs w:val="32"/>
+                <w:sz w:val="28"/>
+                <w:szCs w:val="28"/>
                 <w:lang w:val="es-MX"/>
               </w:rPr>
             </w:pPr>
+            <w:r>
+              <w:rPr>
+                <w:b/>
+                <w:sz w:val="28"/>
+                <w:szCs w:val="28"/>
+                <w:lang w:val="es-MX"/>
+              </w:rPr>
+              <w:t>1</w:t>
+            </w:r>
           </w:p>
         </w:tc>
         <w:tc>
@@ -5997,11 +5951,20 @@
             <w:pPr>
               <w:rPr>
                 <w:b/>
-                <w:sz w:val="32"/>
-                <w:szCs w:val="32"/>
+                <w:sz w:val="28"/>
+                <w:szCs w:val="28"/>
                 <w:lang w:val="es-MX"/>
               </w:rPr>
             </w:pPr>
+            <w:r>
+              <w:rPr>
+                <w:b/>
+                <w:sz w:val="28"/>
+                <w:szCs w:val="28"/>
+                <w:lang w:val="es-MX"/>
+              </w:rPr>
+              <w:t>Manguera (2m)</w:t>
+            </w:r>
           </w:p>
         </w:tc>
         <w:tc>
@@ -6012,11 +5975,20 @@
             <w:pPr>
               <w:rPr>
                 <w:b/>
-                <w:sz w:val="32"/>
-                <w:szCs w:val="32"/>
+                <w:sz w:val="28"/>
+                <w:szCs w:val="28"/>
                 <w:lang w:val="es-MX"/>
               </w:rPr>
             </w:pPr>
+            <w:r>
+              <w:rPr>
+                <w:b/>
+                <w:sz w:val="28"/>
+                <w:szCs w:val="28"/>
+                <w:lang w:val="es-MX"/>
+              </w:rPr>
+              <w:t>80</w:t>
+            </w:r>
           </w:p>
         </w:tc>
         <w:tc>
@@ -6027,11 +5999,20 @@
             <w:pPr>
               <w:rPr>
                 <w:b/>
-                <w:sz w:val="32"/>
-                <w:szCs w:val="32"/>
+                <w:sz w:val="28"/>
+                <w:szCs w:val="28"/>
                 <w:lang w:val="es-MX"/>
               </w:rPr>
             </w:pPr>
+            <w:r>
+              <w:rPr>
+                <w:b/>
+                <w:sz w:val="28"/>
+                <w:szCs w:val="28"/>
+                <w:lang w:val="es-MX"/>
+              </w:rPr>
+              <w:t>80</w:t>
+            </w:r>
           </w:p>
         </w:tc>
       </w:tr>
@@ -6044,11 +6025,20 @@
             <w:pPr>
               <w:rPr>
                 <w:b/>
-                <w:sz w:val="32"/>
-                <w:szCs w:val="32"/>
+                <w:sz w:val="28"/>
+                <w:szCs w:val="28"/>
                 <w:lang w:val="es-MX"/>
               </w:rPr>
             </w:pPr>
+            <w:r>
+              <w:rPr>
+                <w:b/>
+                <w:sz w:val="28"/>
+                <w:szCs w:val="28"/>
+                <w:lang w:val="es-MX"/>
+              </w:rPr>
+              <w:t>1</w:t>
+            </w:r>
           </w:p>
         </w:tc>
         <w:tc>
@@ -6059,8 +6049,814 @@
             <w:pPr>
               <w:rPr>
                 <w:b/>
-                <w:sz w:val="32"/>
-                <w:szCs w:val="32"/>
+                <w:sz w:val="28"/>
+                <w:szCs w:val="28"/>
+                <w:lang w:val="es-MX"/>
+              </w:rPr>
+            </w:pPr>
+            <w:r>
+              <w:rPr>
+                <w:b/>
+                <w:sz w:val="28"/>
+                <w:szCs w:val="28"/>
+                <w:lang w:val="es-MX"/>
+              </w:rPr>
+              <w:t>Llave de paso</w:t>
+            </w:r>
+          </w:p>
+        </w:tc>
+        <w:tc>
+          <w:tcPr>
+            <w:tcW w:w="2338" w:type="dxa"/>
+          </w:tcPr>
+          <w:p>
+            <w:pPr>
+              <w:rPr>
+                <w:b/>
+                <w:sz w:val="28"/>
+                <w:szCs w:val="28"/>
+                <w:lang w:val="es-MX"/>
+              </w:rPr>
+            </w:pPr>
+            <w:r>
+              <w:rPr>
+                <w:b/>
+                <w:sz w:val="28"/>
+                <w:szCs w:val="28"/>
+                <w:lang w:val="es-MX"/>
+              </w:rPr>
+              <w:t>60</w:t>
+            </w:r>
+          </w:p>
+        </w:tc>
+        <w:tc>
+          <w:tcPr>
+            <w:tcW w:w="2338" w:type="dxa"/>
+          </w:tcPr>
+          <w:p>
+            <w:pPr>
+              <w:rPr>
+                <w:b/>
+                <w:sz w:val="28"/>
+                <w:szCs w:val="28"/>
+                <w:lang w:val="es-MX"/>
+              </w:rPr>
+            </w:pPr>
+            <w:r>
+              <w:rPr>
+                <w:b/>
+                <w:sz w:val="28"/>
+                <w:szCs w:val="28"/>
+                <w:lang w:val="es-MX"/>
+              </w:rPr>
+              <w:t>60</w:t>
+            </w:r>
+          </w:p>
+        </w:tc>
+      </w:tr>
+      <w:tr>
+        <w:tc>
+          <w:tcPr>
+            <w:tcW w:w="2337" w:type="dxa"/>
+          </w:tcPr>
+          <w:p>
+            <w:pPr>
+              <w:rPr>
+                <w:b/>
+                <w:sz w:val="28"/>
+                <w:szCs w:val="28"/>
+                <w:lang w:val="es-MX"/>
+              </w:rPr>
+            </w:pPr>
+            <w:r>
+              <w:rPr>
+                <w:b/>
+                <w:sz w:val="28"/>
+                <w:szCs w:val="28"/>
+                <w:lang w:val="es-MX"/>
+              </w:rPr>
+              <w:t>1</w:t>
+            </w:r>
+          </w:p>
+        </w:tc>
+        <w:tc>
+          <w:tcPr>
+            <w:tcW w:w="2337" w:type="dxa"/>
+          </w:tcPr>
+          <w:p>
+            <w:pPr>
+              <w:rPr>
+                <w:b/>
+                <w:sz w:val="28"/>
+                <w:szCs w:val="28"/>
+                <w:lang w:val="es-MX"/>
+              </w:rPr>
+            </w:pPr>
+            <w:r>
+              <w:rPr>
+                <w:b/>
+                <w:sz w:val="28"/>
+                <w:szCs w:val="28"/>
+                <w:lang w:val="es-MX"/>
+              </w:rPr>
+              <w:t>Arduino</w:t>
+            </w:r>
+          </w:p>
+        </w:tc>
+        <w:tc>
+          <w:tcPr>
+            <w:tcW w:w="2338" w:type="dxa"/>
+          </w:tcPr>
+          <w:p>
+            <w:pPr>
+              <w:rPr>
+                <w:b/>
+                <w:sz w:val="28"/>
+                <w:szCs w:val="28"/>
+                <w:lang w:val="es-MX"/>
+              </w:rPr>
+            </w:pPr>
+            <w:r>
+              <w:rPr>
+                <w:b/>
+                <w:sz w:val="28"/>
+                <w:szCs w:val="28"/>
+                <w:lang w:val="es-MX"/>
+              </w:rPr>
+              <w:t>550</w:t>
+            </w:r>
+          </w:p>
+        </w:tc>
+        <w:tc>
+          <w:tcPr>
+            <w:tcW w:w="2338" w:type="dxa"/>
+          </w:tcPr>
+          <w:p>
+            <w:pPr>
+              <w:rPr>
+                <w:b/>
+                <w:sz w:val="28"/>
+                <w:szCs w:val="28"/>
+                <w:lang w:val="es-MX"/>
+              </w:rPr>
+            </w:pPr>
+            <w:r>
+              <w:rPr>
+                <w:b/>
+                <w:sz w:val="28"/>
+                <w:szCs w:val="28"/>
+                <w:lang w:val="es-MX"/>
+              </w:rPr>
+              <w:t>550</w:t>
+            </w:r>
+          </w:p>
+        </w:tc>
+      </w:tr>
+      <w:tr>
+        <w:tc>
+          <w:tcPr>
+            <w:tcW w:w="2337" w:type="dxa"/>
+          </w:tcPr>
+          <w:p>
+            <w:pPr>
+              <w:rPr>
+                <w:b/>
+                <w:sz w:val="28"/>
+                <w:szCs w:val="28"/>
+                <w:lang w:val="es-MX"/>
+              </w:rPr>
+            </w:pPr>
+            <w:r>
+              <w:rPr>
+                <w:b/>
+                <w:sz w:val="28"/>
+                <w:szCs w:val="28"/>
+                <w:lang w:val="es-MX"/>
+              </w:rPr>
+              <w:t>1</w:t>
+            </w:r>
+          </w:p>
+        </w:tc>
+        <w:tc>
+          <w:tcPr>
+            <w:tcW w:w="2337" w:type="dxa"/>
+          </w:tcPr>
+          <w:p>
+            <w:pPr>
+              <w:rPr>
+                <w:b/>
+                <w:sz w:val="28"/>
+                <w:szCs w:val="28"/>
+                <w:lang w:val="es-MX"/>
+              </w:rPr>
+            </w:pPr>
+            <w:r>
+              <w:rPr>
+                <w:b/>
+                <w:sz w:val="28"/>
+                <w:szCs w:val="28"/>
+                <w:lang w:val="es-MX"/>
+              </w:rPr>
+              <w:t>Cables</w:t>
+            </w:r>
+          </w:p>
+        </w:tc>
+        <w:tc>
+          <w:tcPr>
+            <w:tcW w:w="2338" w:type="dxa"/>
+          </w:tcPr>
+          <w:p>
+            <w:pPr>
+              <w:rPr>
+                <w:b/>
+                <w:sz w:val="28"/>
+                <w:szCs w:val="28"/>
+                <w:lang w:val="es-MX"/>
+              </w:rPr>
+            </w:pPr>
+            <w:r>
+              <w:rPr>
+                <w:b/>
+                <w:sz w:val="28"/>
+                <w:szCs w:val="28"/>
+                <w:lang w:val="es-MX"/>
+              </w:rPr>
+              <w:t>100</w:t>
+            </w:r>
+          </w:p>
+        </w:tc>
+        <w:tc>
+          <w:tcPr>
+            <w:tcW w:w="2338" w:type="dxa"/>
+          </w:tcPr>
+          <w:p>
+            <w:pPr>
+              <w:rPr>
+                <w:b/>
+                <w:sz w:val="28"/>
+                <w:szCs w:val="28"/>
+                <w:lang w:val="es-MX"/>
+              </w:rPr>
+            </w:pPr>
+            <w:r>
+              <w:rPr>
+                <w:b/>
+                <w:sz w:val="28"/>
+                <w:szCs w:val="28"/>
+                <w:lang w:val="es-MX"/>
+              </w:rPr>
+              <w:t>100</w:t>
+            </w:r>
+          </w:p>
+        </w:tc>
+      </w:tr>
+      <w:tr>
+        <w:tc>
+          <w:tcPr>
+            <w:tcW w:w="2337" w:type="dxa"/>
+          </w:tcPr>
+          <w:p>
+            <w:pPr>
+              <w:rPr>
+                <w:b/>
+                <w:sz w:val="28"/>
+                <w:szCs w:val="28"/>
+                <w:lang w:val="es-MX"/>
+              </w:rPr>
+            </w:pPr>
+            <w:r>
+              <w:rPr>
+                <w:b/>
+                <w:sz w:val="28"/>
+                <w:szCs w:val="28"/>
+                <w:lang w:val="es-MX"/>
+              </w:rPr>
+              <w:t>1</w:t>
+            </w:r>
+          </w:p>
+        </w:tc>
+        <w:tc>
+          <w:tcPr>
+            <w:tcW w:w="2337" w:type="dxa"/>
+          </w:tcPr>
+          <w:p>
+            <w:pPr>
+              <w:rPr>
+                <w:b/>
+                <w:sz w:val="28"/>
+                <w:szCs w:val="28"/>
+                <w:lang w:val="es-MX"/>
+              </w:rPr>
+            </w:pPr>
+            <w:r>
+              <w:rPr>
+                <w:b/>
+                <w:sz w:val="28"/>
+                <w:szCs w:val="28"/>
+                <w:lang w:val="es-MX"/>
+              </w:rPr>
+              <w:t>Pantalla</w:t>
+            </w:r>
+            <w:r>
+              <w:rPr>
+                <w:b/>
+                <w:sz w:val="28"/>
+                <w:szCs w:val="28"/>
+                <w:lang w:val="es-MX"/>
+              </w:rPr>
+              <w:t xml:space="preserve"> 16*2</w:t>
+            </w:r>
+          </w:p>
+        </w:tc>
+        <w:tc>
+          <w:tcPr>
+            <w:tcW w:w="2338" w:type="dxa"/>
+          </w:tcPr>
+          <w:p>
+            <w:pPr>
+              <w:rPr>
+                <w:b/>
+                <w:sz w:val="28"/>
+                <w:szCs w:val="28"/>
+                <w:lang w:val="es-MX"/>
+              </w:rPr>
+            </w:pPr>
+            <w:r>
+              <w:rPr>
+                <w:b/>
+                <w:sz w:val="28"/>
+                <w:szCs w:val="28"/>
+                <w:lang w:val="es-MX"/>
+              </w:rPr>
+              <w:t>120</w:t>
+            </w:r>
+          </w:p>
+        </w:tc>
+        <w:tc>
+          <w:tcPr>
+            <w:tcW w:w="2338" w:type="dxa"/>
+          </w:tcPr>
+          <w:p>
+            <w:pPr>
+              <w:rPr>
+                <w:b/>
+                <w:sz w:val="28"/>
+                <w:szCs w:val="28"/>
+                <w:lang w:val="es-MX"/>
+              </w:rPr>
+            </w:pPr>
+            <w:r>
+              <w:rPr>
+                <w:b/>
+                <w:sz w:val="28"/>
+                <w:szCs w:val="28"/>
+                <w:lang w:val="es-MX"/>
+              </w:rPr>
+              <w:t>120</w:t>
+            </w:r>
+          </w:p>
+        </w:tc>
+      </w:tr>
+      <w:tr>
+        <w:tc>
+          <w:tcPr>
+            <w:tcW w:w="2337" w:type="dxa"/>
+          </w:tcPr>
+          <w:p>
+            <w:pPr>
+              <w:rPr>
+                <w:b/>
+                <w:sz w:val="28"/>
+                <w:szCs w:val="28"/>
+                <w:lang w:val="es-MX"/>
+              </w:rPr>
+            </w:pPr>
+            <w:r>
+              <w:rPr>
+                <w:b/>
+                <w:sz w:val="28"/>
+                <w:szCs w:val="28"/>
+                <w:lang w:val="es-MX"/>
+              </w:rPr>
+              <w:t>1</w:t>
+            </w:r>
+          </w:p>
+        </w:tc>
+        <w:tc>
+          <w:tcPr>
+            <w:tcW w:w="2337" w:type="dxa"/>
+          </w:tcPr>
+          <w:p>
+            <w:pPr>
+              <w:rPr>
+                <w:b/>
+                <w:sz w:val="28"/>
+                <w:szCs w:val="28"/>
+                <w:lang w:val="es-MX"/>
+              </w:rPr>
+            </w:pPr>
+            <w:r>
+              <w:rPr>
+                <w:b/>
+                <w:sz w:val="28"/>
+                <w:szCs w:val="28"/>
+                <w:lang w:val="es-MX"/>
+              </w:rPr>
+              <w:t>Fuente de alimentación</w:t>
+            </w:r>
+          </w:p>
+        </w:tc>
+        <w:tc>
+          <w:tcPr>
+            <w:tcW w:w="2338" w:type="dxa"/>
+          </w:tcPr>
+          <w:p>
+            <w:pPr>
+              <w:rPr>
+                <w:b/>
+                <w:sz w:val="28"/>
+                <w:szCs w:val="28"/>
+                <w:lang w:val="es-MX"/>
+              </w:rPr>
+            </w:pPr>
+            <w:r>
+              <w:rPr>
+                <w:b/>
+                <w:sz w:val="28"/>
+                <w:szCs w:val="28"/>
+                <w:lang w:val="es-MX"/>
+              </w:rPr>
+              <w:t>300</w:t>
+            </w:r>
+          </w:p>
+        </w:tc>
+        <w:tc>
+          <w:tcPr>
+            <w:tcW w:w="2338" w:type="dxa"/>
+          </w:tcPr>
+          <w:p>
+            <w:pPr>
+              <w:rPr>
+                <w:b/>
+                <w:sz w:val="28"/>
+                <w:szCs w:val="28"/>
+                <w:lang w:val="es-MX"/>
+              </w:rPr>
+            </w:pPr>
+            <w:r>
+              <w:rPr>
+                <w:b/>
+                <w:sz w:val="28"/>
+                <w:szCs w:val="28"/>
+                <w:lang w:val="es-MX"/>
+              </w:rPr>
+              <w:t>300</w:t>
+            </w:r>
+          </w:p>
+        </w:tc>
+      </w:tr>
+      <w:tr>
+        <w:tc>
+          <w:tcPr>
+            <w:tcW w:w="2337" w:type="dxa"/>
+          </w:tcPr>
+          <w:p>
+            <w:pPr>
+              <w:rPr>
+                <w:b/>
+                <w:sz w:val="28"/>
+                <w:szCs w:val="28"/>
+                <w:lang w:val="es-MX"/>
+              </w:rPr>
+            </w:pPr>
+            <w:r>
+              <w:rPr>
+                <w:b/>
+                <w:sz w:val="28"/>
+                <w:szCs w:val="28"/>
+                <w:lang w:val="es-MX"/>
+              </w:rPr>
+              <w:t>1</w:t>
+            </w:r>
+          </w:p>
+        </w:tc>
+        <w:tc>
+          <w:tcPr>
+            <w:tcW w:w="2337" w:type="dxa"/>
+          </w:tcPr>
+          <w:p>
+            <w:pPr>
+              <w:rPr>
+                <w:b/>
+                <w:sz w:val="28"/>
+                <w:szCs w:val="28"/>
+                <w:lang w:val="es-MX"/>
+              </w:rPr>
+            </w:pPr>
+            <w:proofErr w:type="spellStart"/>
+            <w:r>
+              <w:rPr>
+                <w:b/>
+                <w:sz w:val="28"/>
+                <w:szCs w:val="28"/>
+                <w:lang w:val="es-MX"/>
+              </w:rPr>
+              <w:t>Protoboard</w:t>
+            </w:r>
+            <w:proofErr w:type="spellEnd"/>
+          </w:p>
+        </w:tc>
+        <w:tc>
+          <w:tcPr>
+            <w:tcW w:w="2338" w:type="dxa"/>
+          </w:tcPr>
+          <w:p>
+            <w:pPr>
+              <w:rPr>
+                <w:b/>
+                <w:sz w:val="28"/>
+                <w:szCs w:val="28"/>
+                <w:lang w:val="es-MX"/>
+              </w:rPr>
+            </w:pPr>
+            <w:r>
+              <w:rPr>
+                <w:b/>
+                <w:sz w:val="28"/>
+                <w:szCs w:val="28"/>
+                <w:lang w:val="es-MX"/>
+              </w:rPr>
+              <w:t>80</w:t>
+            </w:r>
+          </w:p>
+        </w:tc>
+        <w:tc>
+          <w:tcPr>
+            <w:tcW w:w="2338" w:type="dxa"/>
+          </w:tcPr>
+          <w:p>
+            <w:pPr>
+              <w:rPr>
+                <w:b/>
+                <w:sz w:val="28"/>
+                <w:szCs w:val="28"/>
+                <w:lang w:val="es-MX"/>
+              </w:rPr>
+            </w:pPr>
+            <w:r>
+              <w:rPr>
+                <w:b/>
+                <w:sz w:val="28"/>
+                <w:szCs w:val="28"/>
+                <w:lang w:val="es-MX"/>
+              </w:rPr>
+              <w:t>80</w:t>
+            </w:r>
+          </w:p>
+        </w:tc>
+      </w:tr>
+      <w:tr>
+        <w:tc>
+          <w:tcPr>
+            <w:tcW w:w="2337" w:type="dxa"/>
+          </w:tcPr>
+          <w:p>
+            <w:pPr>
+              <w:rPr>
+                <w:b/>
+                <w:sz w:val="28"/>
+                <w:szCs w:val="28"/>
+                <w:lang w:val="es-MX"/>
+              </w:rPr>
+            </w:pPr>
+            <w:r>
+              <w:rPr>
+                <w:b/>
+                <w:sz w:val="28"/>
+                <w:szCs w:val="28"/>
+                <w:lang w:val="es-MX"/>
+              </w:rPr>
+              <w:t>5</w:t>
+            </w:r>
+          </w:p>
+        </w:tc>
+        <w:tc>
+          <w:tcPr>
+            <w:tcW w:w="2337" w:type="dxa"/>
+          </w:tcPr>
+          <w:p>
+            <w:pPr>
+              <w:rPr>
+                <w:b/>
+                <w:sz w:val="28"/>
+                <w:szCs w:val="28"/>
+                <w:lang w:val="es-MX"/>
+              </w:rPr>
+            </w:pPr>
+            <w:r>
+              <w:rPr>
+                <w:b/>
+                <w:sz w:val="28"/>
+                <w:szCs w:val="28"/>
+                <w:lang w:val="es-MX"/>
+              </w:rPr>
+              <w:t>Resistencias</w:t>
+            </w:r>
+          </w:p>
+        </w:tc>
+        <w:tc>
+          <w:tcPr>
+            <w:tcW w:w="2338" w:type="dxa"/>
+          </w:tcPr>
+          <w:p>
+            <w:pPr>
+              <w:rPr>
+                <w:b/>
+                <w:sz w:val="28"/>
+                <w:szCs w:val="28"/>
+                <w:lang w:val="es-MX"/>
+              </w:rPr>
+            </w:pPr>
+            <w:r>
+              <w:rPr>
+                <w:b/>
+                <w:sz w:val="28"/>
+                <w:szCs w:val="28"/>
+                <w:lang w:val="es-MX"/>
+              </w:rPr>
+              <w:t>5</w:t>
+            </w:r>
+          </w:p>
+        </w:tc>
+        <w:tc>
+          <w:tcPr>
+            <w:tcW w:w="2338" w:type="dxa"/>
+          </w:tcPr>
+          <w:p>
+            <w:pPr>
+              <w:rPr>
+                <w:b/>
+                <w:sz w:val="28"/>
+                <w:szCs w:val="28"/>
+                <w:lang w:val="es-MX"/>
+              </w:rPr>
+            </w:pPr>
+            <w:r>
+              <w:rPr>
+                <w:b/>
+                <w:sz w:val="28"/>
+                <w:szCs w:val="28"/>
+                <w:lang w:val="es-MX"/>
+              </w:rPr>
+              <w:t>25</w:t>
+            </w:r>
+          </w:p>
+        </w:tc>
+      </w:tr>
+      <w:tr>
+        <w:tc>
+          <w:tcPr>
+            <w:tcW w:w="2337" w:type="dxa"/>
+          </w:tcPr>
+          <w:p>
+            <w:pPr>
+              <w:rPr>
+                <w:b/>
+                <w:sz w:val="28"/>
+                <w:szCs w:val="28"/>
+                <w:lang w:val="es-MX"/>
+              </w:rPr>
+            </w:pPr>
+            <w:r>
+              <w:rPr>
+                <w:b/>
+                <w:sz w:val="28"/>
+                <w:szCs w:val="28"/>
+                <w:lang w:val="es-MX"/>
+              </w:rPr>
+              <w:t>1</w:t>
+            </w:r>
+          </w:p>
+        </w:tc>
+        <w:tc>
+          <w:tcPr>
+            <w:tcW w:w="2337" w:type="dxa"/>
+          </w:tcPr>
+          <w:p>
+            <w:pPr>
+              <w:rPr>
+                <w:b/>
+                <w:sz w:val="28"/>
+                <w:szCs w:val="28"/>
+                <w:lang w:val="es-MX"/>
+              </w:rPr>
+            </w:pPr>
+            <w:r>
+              <w:rPr>
+                <w:b/>
+                <w:sz w:val="28"/>
+                <w:szCs w:val="28"/>
+                <w:lang w:val="es-MX"/>
+              </w:rPr>
+              <w:t>Soporte</w:t>
+            </w:r>
+          </w:p>
+        </w:tc>
+        <w:tc>
+          <w:tcPr>
+            <w:tcW w:w="2338" w:type="dxa"/>
+          </w:tcPr>
+          <w:p>
+            <w:pPr>
+              <w:rPr>
+                <w:b/>
+                <w:sz w:val="28"/>
+                <w:szCs w:val="28"/>
+                <w:lang w:val="es-MX"/>
+              </w:rPr>
+            </w:pPr>
+            <w:r>
+              <w:rPr>
+                <w:b/>
+                <w:sz w:val="28"/>
+                <w:szCs w:val="28"/>
+                <w:lang w:val="es-MX"/>
+              </w:rPr>
+              <w:t>200</w:t>
+            </w:r>
+          </w:p>
+        </w:tc>
+        <w:tc>
+          <w:tcPr>
+            <w:tcW w:w="2338" w:type="dxa"/>
+          </w:tcPr>
+          <w:p>
+            <w:pPr>
+              <w:rPr>
+                <w:b/>
+                <w:sz w:val="28"/>
+                <w:szCs w:val="28"/>
+                <w:lang w:val="es-MX"/>
+              </w:rPr>
+            </w:pPr>
+            <w:r>
+              <w:rPr>
+                <w:b/>
+                <w:sz w:val="28"/>
+                <w:szCs w:val="28"/>
+                <w:lang w:val="es-MX"/>
+              </w:rPr>
+              <w:t>200</w:t>
+            </w:r>
+          </w:p>
+        </w:tc>
+      </w:tr>
+      <w:tr>
+        <w:tc>
+          <w:tcPr>
+            <w:tcW w:w="2337" w:type="dxa"/>
+          </w:tcPr>
+          <w:p>
+            <w:pPr>
+              <w:rPr>
+                <w:b/>
+                <w:sz w:val="28"/>
+                <w:szCs w:val="28"/>
+                <w:lang w:val="es-MX"/>
+              </w:rPr>
+            </w:pPr>
+            <w:proofErr w:type="gramStart"/>
+            <w:r>
+              <w:rPr>
+                <w:b/>
+                <w:sz w:val="28"/>
+                <w:szCs w:val="28"/>
+                <w:lang w:val="es-MX"/>
+              </w:rPr>
+              <w:t>Total</w:t>
+            </w:r>
+            <w:proofErr w:type="gramEnd"/>
+            <w:r>
+              <w:rPr>
+                <w:b/>
+                <w:sz w:val="28"/>
+                <w:szCs w:val="28"/>
+                <w:lang w:val="es-MX"/>
+              </w:rPr>
+              <w:t xml:space="preserve"> estimado</w:t>
+            </w:r>
+          </w:p>
+        </w:tc>
+        <w:tc>
+          <w:tcPr>
+            <w:tcW w:w="2337" w:type="dxa"/>
+          </w:tcPr>
+          <w:p>
+            <w:pPr>
+              <w:rPr>
+                <w:b/>
+                <w:sz w:val="28"/>
+                <w:szCs w:val="28"/>
                 <w:lang w:val="es-MX"/>
               </w:rPr>
             </w:pPr>
@@ -6074,8 +6870,8 @@
             <w:pPr>
               <w:rPr>
                 <w:b/>
-                <w:sz w:val="32"/>
-                <w:szCs w:val="32"/>
+                <w:sz w:val="28"/>
+                <w:szCs w:val="28"/>
                 <w:lang w:val="es-MX"/>
               </w:rPr>
             </w:pPr>
@@ -6089,11 +6885,22 @@
             <w:pPr>
               <w:rPr>
                 <w:b/>
-                <w:sz w:val="32"/>
-                <w:szCs w:val="32"/>
+                <w:sz w:val="28"/>
+                <w:szCs w:val="28"/>
                 <w:lang w:val="es-MX"/>
               </w:rPr>
             </w:pPr>
+            <w:r>
+              <w:rPr>
+                <w:b/>
+                <w:sz w:val="28"/>
+                <w:szCs w:val="28"/>
+                <w:lang w:val="es-MX"/>
+              </w:rPr>
+              <w:t>1765</w:t>
+            </w:r>
+            <w:bookmarkStart w:id="0" w:name="_GoBack"/>
+            <w:bookmarkEnd w:id="0"/>
           </w:p>
         </w:tc>
       </w:tr>
@@ -6147,6 +6954,49 @@
           <w:lang w:val="es-MX"/>
         </w:rPr>
       </w:pPr>
+      <w:r>
+        <w:rPr>
+          <w:b/>
+          <w:sz w:val="32"/>
+          <w:szCs w:val="32"/>
+          <w:lang w:val="es-MX"/>
+        </w:rPr>
+        <w:drawing>
+          <wp:inline distT="0" distB="0" distL="0" distR="0" wp14:anchorId="60046A13" wp14:editId="27553841">
+            <wp:extent cx="5943600" cy="3195955"/>
+            <wp:effectExtent l="0" t="0" r="0" b="4445"/>
+            <wp:docPr id="33" name="Imagen 33"/>
+            <wp:cNvGraphicFramePr>
+              <a:graphicFrameLocks xmlns:a="http://schemas.openxmlformats.org/drawingml/2006/main" noChangeAspect="1"/>
+            </wp:cNvGraphicFramePr>
+            <a:graphic xmlns:a="http://schemas.openxmlformats.org/drawingml/2006/main">
+              <a:graphicData uri="http://schemas.openxmlformats.org/drawingml/2006/picture">
+                <pic:pic xmlns:pic="http://schemas.openxmlformats.org/drawingml/2006/picture">
+                  <pic:nvPicPr>
+                    <pic:cNvPr id="1" name=""/>
+                    <pic:cNvPicPr/>
+                  </pic:nvPicPr>
+                  <pic:blipFill>
+                    <a:blip r:embed="rId7"/>
+                    <a:stretch>
+                      <a:fillRect/>
+                    </a:stretch>
+                  </pic:blipFill>
+                  <pic:spPr>
+                    <a:xfrm>
+                      <a:off x="0" y="0"/>
+                      <a:ext cx="5943600" cy="3195955"/>
+                    </a:xfrm>
+                    <a:prstGeom prst="rect">
+                      <a:avLst/>
+                    </a:prstGeom>
+                  </pic:spPr>
+                </pic:pic>
+              </a:graphicData>
+            </a:graphic>
+          </wp:inline>
+        </w:drawing>
+      </w:r>
     </w:p>
     <w:sectPr>
       <w:pgSz w:w="12240" w:h="15840"/>
